--- a/Quanta, Actually - SERIES/QED Course/chapters/Lesson 65 Vertex Corrections.docx
+++ b/Quanta, Actually - SERIES/QED Course/chapters/Lesson 65 Vertex Corrections.docx
@@ -17,7 +17,7 @@
         <w:jc w:val="center"/>
       </w:pPr>
       <w:r>
-        <w:t>Lesson 65 of the Complete Quantum Electrodynamics Course</w:t>
+        <w:t>Lesson 65 of Quantum, Actually, Volume 2: A QED Course</w:t>
       </w:r>
     </w:p>
     <w:p>
@@ -222,7 +222,16 @@
           </w:tcPr>
           <w:p>
             <w:r>
-              <w:t>Λ^μ(p′,p)</w:t>
+              <w:t>Λ</w:t>
+            </w:r>
+            <w:r>
+              <w:rPr>
+                <w:vertAlign w:val="superscript"/>
+              </w:rPr>
+              <w:t>μ</w:t>
+            </w:r>
+            <w:r>
+              <w:t>(p′,p)</w:t>
             </w:r>
           </w:p>
         </w:tc>
@@ -357,6 +366,67 @@
         </w:tc>
       </w:tr>
     </w:tbl>
+    <w:tbl>
+      <w:tblPr>
+        <w:tblW w:type="auto" w:w="0"/>
+        <w:jc w:val="center"/>
+        <w:tblLayout w:type="fixed"/>
+        <w:tblLook w:firstColumn="1" w:firstRow="1" w:lastColumn="0" w:lastRow="0" w:noHBand="0" w:noVBand="1" w:val="04A0"/>
+        <w:tblBorders>
+          <w:top w:val="single" w:sz="8" w:color="7FA7CF"/>
+          <w:left w:val="single" w:sz="8" w:color="7FA7CF"/>
+          <w:bottom w:val="single" w:sz="8" w:color="7FA7CF"/>
+          <w:right w:val="single" w:sz="8" w:color="7FA7CF"/>
+        </w:tblBorders>
+      </w:tblPr>
+      <w:tblGrid>
+        <w:gridCol w:w="9392"/>
+      </w:tblGrid>
+      <w:tr>
+        <w:tc>
+          <w:tcPr>
+            <w:tcW w:type="dxa" w:w="9392"/>
+            <w:shd w:fill="F3F7FB"/>
+            <w:tcMar>
+              <w:top w:w="140" w:type="dxa"/>
+              <w:start w:w="140" w:type="dxa"/>
+              <w:bottom w:w="140" w:type="dxa"/>
+              <w:end w:w="140" w:type="dxa"/>
+            </w:tcMar>
+          </w:tcPr>
+          <w:p>
+            <w:r>
+              <w:rPr>
+                <w:b/>
+                <w:color w:val="1F4E78"/>
+              </w:rPr>
+              <w:t>First pass: the result before the derivation</w:t>
+            </w:r>
+          </w:p>
+          <w:p>
+            <w:pPr>
+              <w:spacing w:after="60"/>
+            </w:pPr>
+            <w:r>
+              <w:t>The vertex correction inserts a photon across the vertex; it diverges only logarithmically, and its finite part contains the anomalous magnetic moment.</w:t>
+            </w:r>
+          </w:p>
+          <w:p>
+            <w:pPr>
+              <w:spacing w:after="60"/>
+            </w:pPr>
+            <w:r>
+              <w:t>This diagram, finished in Lesson 76, gives Schwinger's α/2π.</w:t>
+            </w:r>
+          </w:p>
+        </w:tc>
+      </w:tr>
+    </w:tbl>
+    <w:p>
+      <w:pPr>
+        <w:spacing w:after="80"/>
+      </w:pPr>
+    </w:p>
     <w:p>
       <w:pPr>
         <w:pStyle w:val="Heading2"/>
@@ -367,55 +437,56 @@
     </w:p>
     <w:p>
       <w:pPr>
-        <w:spacing w:before="160" w:after="160"/>
+        <w:keepNext/>
+        <w:spacing w:before="160" w:after="40"/>
+        <w:jc w:val="center"/>
+      </w:pPr>
+      <w:r>
+        <w:drawing>
+          <wp:inline xmlns:a="http://schemas.openxmlformats.org/drawingml/2006/main" xmlns:pic="http://schemas.openxmlformats.org/drawingml/2006/picture">
+            <wp:extent cx="5486400" cy="2500479"/>
+            <wp:docPr id="1" name="Picture 1"/>
+            <wp:cNvGraphicFramePr>
+              <a:graphicFrameLocks noChangeAspect="1"/>
+            </wp:cNvGraphicFramePr>
+            <a:graphic>
+              <a:graphicData uri="http://schemas.openxmlformats.org/drawingml/2006/picture">
+                <pic:pic>
+                  <pic:nvPicPr>
+                    <pic:cNvPr id="0" name="L65_vertex.png"/>
+                    <pic:cNvPicPr/>
+                  </pic:nvPicPr>
+                  <pic:blipFill>
+                    <a:blip r:embed="rId11"/>
+                    <a:stretch>
+                      <a:fillRect/>
+                    </a:stretch>
+                  </pic:blipFill>
+                  <pic:spPr>
+                    <a:xfrm>
+                      <a:off x="0" y="0"/>
+                      <a:ext cx="5486400" cy="2500479"/>
+                    </a:xfrm>
+                    <a:prstGeom prst="rect"/>
+                  </pic:spPr>
+                </pic:pic>
+              </a:graphicData>
+            </a:graphic>
+          </wp:inline>
+        </w:drawing>
+      </w:r>
+    </w:p>
+    <w:p>
+      <w:pPr>
+        <w:spacing w:after="200"/>
         <w:jc w:val="center"/>
       </w:pPr>
       <w:r>
         <w:rPr>
-          <w:rFonts w:ascii="Consolas" w:hAnsi="Consolas" w:cs="Consolas" w:eastAsia="Consolas"/>
-          <w:sz w:val="20"/>
+          <w:i/>
+          <w:sz w:val="19"/>
         </w:rPr>
-        <w:t xml:space="preserve">   e⁻(p) ----*~~~~~~~~~~~~~~~*---- e⁻(p')   </w:t>
-      </w:r>
-      <w:r>
-        <w:rPr>
-          <w:rFonts w:ascii="Consolas" w:hAnsi="Consolas" w:cs="Consolas" w:eastAsia="Consolas"/>
-          <w:sz w:val="20"/>
-        </w:rPr>
-        <w:br/>
-        <w:t xml:space="preserve">              \             /</w:t>
-      </w:r>
-      <w:r>
-        <w:rPr>
-          <w:rFonts w:ascii="Consolas" w:hAnsi="Consolas" w:cs="Consolas" w:eastAsia="Consolas"/>
-          <w:sz w:val="20"/>
-        </w:rPr>
-        <w:br/>
-        <w:t xml:space="preserve">               \           /</w:t>
-      </w:r>
-      <w:r>
-        <w:rPr>
-          <w:rFonts w:ascii="Consolas" w:hAnsi="Consolas" w:cs="Consolas" w:eastAsia="Consolas"/>
-          <w:sz w:val="20"/>
-        </w:rPr>
-        <w:br/>
-        <w:t xml:space="preserve">                *---------     virtual photon k</w:t>
-      </w:r>
-      <w:r>
-        <w:rPr>
-          <w:rFonts w:ascii="Consolas" w:hAnsi="Consolas" w:cs="Consolas" w:eastAsia="Consolas"/>
-          <w:sz w:val="20"/>
-        </w:rPr>
-        <w:br/>
-        <w:t xml:space="preserve">                |</w:t>
-      </w:r>
-      <w:r>
-        <w:rPr>
-          <w:rFonts w:ascii="Consolas" w:hAnsi="Consolas" w:cs="Consolas" w:eastAsia="Consolas"/>
-          <w:sz w:val="20"/>
-        </w:rPr>
-        <w:br/>
-        <w:t xml:space="preserve">               γ(q)</w:t>
+        <w:t>Figure 65.1. The one-loop vertex correction: a virtual photon spans the vertex. Its magnetic part gives the anomalous moment of Lesson 76.</w:t>
       </w:r>
     </w:p>
     <w:p>
@@ -441,7 +512,16 @@
     </w:p>
     <w:p>
       <w:r>
-        <w:t>This diagram shares something with each of Lessons 63 and 64, and differs from each in exactly one way. Like vacuum polarization, it carries one free Lorentz index, since it is meant to replace the bare vertex ieγ^μ, not to close into a number the way self-energy did. Like self-energy, its external spinors are never contracted away by a trace, since it sits between an incoming u(p) and an outgoing ū(p′), waiting to be sandwiched the way any vertex factor is. And like both, it carries no closed-fermion-loop minus sign, because its electron line runs in from p and out to p′ rather than closing on itself.</w:t>
+        <w:t>This diagram shares something with each of Lessons 63 and 64, and differs from each in exactly one way. Like vacuum polarization, it carries one free Lorentz index, since it is meant to replace the bare vertex ieγ</w:t>
+      </w:r>
+      <w:r>
+        <w:rPr>
+          <w:vertAlign w:val="superscript"/>
+        </w:rPr>
+        <w:t>μ</w:t>
+      </w:r>
+      <w:r>
+        <w:t>, not to close into a number the way self-energy did. Like self-energy, its external spinors are never contracted away by a trace, since it sits between an incoming u(p) and an outgoing ū(p′), waiting to be sandwiched the way any vertex factor is. And like both, it carries no closed-fermion-loop minus sign, because its electron line runs in from p and out to p′ rather than closing on itself.</w:t>
       </w:r>
     </w:p>
     <w:p>
@@ -923,7 +1003,16 @@
     </w:p>
     <w:p>
       <w:r>
-        <w:t>with the photon propagator's g_μν already used to set the second virtual-photon vertex's index to β, matching the first.</w:t>
+        <w:t>with the photon propagator's g</w:t>
+      </w:r>
+      <w:r>
+        <w:rPr>
+          <w:vertAlign w:val="subscript"/>
+        </w:rPr>
+        <w:t>μν</w:t>
+      </w:r>
+      <w:r>
+        <w:t xml:space="preserve"> already used to set the second virtual-photon vertex's index to β, matching the first.</w:t>
       </w:r>
     </w:p>
     <w:p>
@@ -1314,7 +1403,61 @@
     </w:p>
     <w:p>
       <w:r>
-        <w:t>Setting the electron mass aside for a moment, the numerator's leading structure is γ^β(p̸′−k̸)γ^μ(p̸−k̸)γ_β, exactly the three-object pattern γ^βABCγ_β with A=p̸′−k̸, B=γ^μ, C=p̸−k̸. Lesson 55, Section 3.1's identity gives</w:t>
+        <w:t>Setting the electron mass aside for a moment, the numerator's leading structure is γ</w:t>
+      </w:r>
+      <w:r>
+        <w:rPr>
+          <w:vertAlign w:val="superscript"/>
+        </w:rPr>
+        <w:t>β</w:t>
+      </w:r>
+      <w:r>
+        <w:t>(p̸′−k̸)γ</w:t>
+      </w:r>
+      <w:r>
+        <w:rPr>
+          <w:vertAlign w:val="superscript"/>
+        </w:rPr>
+        <w:t>μ</w:t>
+      </w:r>
+      <w:r>
+        <w:t>(p̸−k̸)γ</w:t>
+      </w:r>
+      <w:r>
+        <w:rPr>
+          <w:vertAlign w:val="subscript"/>
+        </w:rPr>
+        <w:t>β</w:t>
+      </w:r>
+      <w:r>
+        <w:t>, exactly the three-object pattern γ</w:t>
+      </w:r>
+      <w:r>
+        <w:rPr>
+          <w:vertAlign w:val="superscript"/>
+        </w:rPr>
+        <w:t>β</w:t>
+      </w:r>
+      <w:r>
+        <w:t>ABCγ</w:t>
+      </w:r>
+      <w:r>
+        <w:rPr>
+          <w:vertAlign w:val="subscript"/>
+        </w:rPr>
+        <w:t>β</w:t>
+      </w:r>
+      <w:r>
+        <w:t xml:space="preserve"> with A=p̸′−k̸, B=γ</w:t>
+      </w:r>
+      <w:r>
+        <w:rPr>
+          <w:vertAlign w:val="superscript"/>
+        </w:rPr>
+        <w:t>μ</w:t>
+      </w:r>
+      <w:r>
+        <w:t>, C=p̸−k̸. Lesson 55, Section 3.1's identity gives</w:t>
       </w:r>
     </w:p>
     <w:p>
@@ -1538,7 +1681,34 @@
     </w:p>
     <w:p>
       <w:r>
-        <w:t>The complete numerator, γ^β[(p̸′−k̸)+m]γ^μ[(p̸−k̸)+m]γ_β, has three more pieces beyond Section 3.1's leading term, as Lesson 56, Section 3, found when the mass terms of a similar contraction were kept. Following that lesson's method term by term (Exercise 9 carries out every step),</w:t>
+        <w:t>The complete numerator, γ</w:t>
+      </w:r>
+      <w:r>
+        <w:rPr>
+          <w:vertAlign w:val="superscript"/>
+        </w:rPr>
+        <w:t>β</w:t>
+      </w:r>
+      <w:r>
+        <w:t>[(p̸′−k̸)+m]γ</w:t>
+      </w:r>
+      <w:r>
+        <w:rPr>
+          <w:vertAlign w:val="superscript"/>
+        </w:rPr>
+        <w:t>μ</w:t>
+      </w:r>
+      <w:r>
+        <w:t>[(p̸−k̸)+m]γ</w:t>
+      </w:r>
+      <w:r>
+        <w:rPr>
+          <w:vertAlign w:val="subscript"/>
+        </w:rPr>
+        <w:t>β</w:t>
+      </w:r>
+      <w:r>
+        <w:t>, has three more pieces beyond Section 3.1's leading term, as Lesson 56, Section 3, found when the mass terms of a similar contraction were kept. Following that lesson's method term by term (Exercise 9 carries out every step),</w:t>
       </w:r>
     </w:p>
     <w:p>
@@ -1860,7 +2030,88 @@
     </w:p>
     <w:p>
       <w:r>
-        <w:t>Explain why this lesson needed both the three-object and the one-object contraction identities, while Lesson 64 needed only the one-object version. Lesson 64's numerator, γ^μ(p̸−k̸+m)γ_μ, had the loop-contracted indices immediately surrounding a single slashed vector plus a mass term, requiring only γ^μγ^aγ_μ=−2γ^a and γ^μγ_μ=4; this lesson's numerator has an entire vertex, γ^μ, sitting between two slashed-vector-plus-mass factors inside the contraction, so reducing it needs the fuller three-object identity for the leading piece and the simpler one-object and two-object identities for the pieces where a mass has replaced one or both slashed vectors.</w:t>
+        <w:t>Explain why this lesson needed both the three-object and the one-object contraction identities, while Lesson 64 needed only the one-object version. Lesson 64's numerator, γ</w:t>
+      </w:r>
+      <w:r>
+        <w:rPr>
+          <w:vertAlign w:val="superscript"/>
+        </w:rPr>
+        <w:t>μ</w:t>
+      </w:r>
+      <w:r>
+        <w:t>(p̸−k̸+m)γ</w:t>
+      </w:r>
+      <w:r>
+        <w:rPr>
+          <w:vertAlign w:val="subscript"/>
+        </w:rPr>
+        <w:t>μ</w:t>
+      </w:r>
+      <w:r>
+        <w:t>, had the loop-contracted indices immediately surrounding a single slashed vector plus a mass term, requiring only γ</w:t>
+      </w:r>
+      <w:r>
+        <w:rPr>
+          <w:vertAlign w:val="superscript"/>
+        </w:rPr>
+        <w:t>μ</w:t>
+      </w:r>
+      <w:r>
+        <w:t>γ</w:t>
+      </w:r>
+      <w:r>
+        <w:rPr>
+          <w:vertAlign w:val="superscript"/>
+        </w:rPr>
+        <w:t>a</w:t>
+      </w:r>
+      <w:r>
+        <w:t>γ</w:t>
+      </w:r>
+      <w:r>
+        <w:rPr>
+          <w:vertAlign w:val="subscript"/>
+        </w:rPr>
+        <w:t>μ</w:t>
+      </w:r>
+      <w:r>
+        <w:t>=−2γ</w:t>
+      </w:r>
+      <w:r>
+        <w:rPr>
+          <w:vertAlign w:val="superscript"/>
+        </w:rPr>
+        <w:t>a</w:t>
+      </w:r>
+      <w:r>
+        <w:t xml:space="preserve"> and γ</w:t>
+      </w:r>
+      <w:r>
+        <w:rPr>
+          <w:vertAlign w:val="superscript"/>
+        </w:rPr>
+        <w:t>μ</w:t>
+      </w:r>
+      <w:r>
+        <w:t>γ</w:t>
+      </w:r>
+      <w:r>
+        <w:rPr>
+          <w:vertAlign w:val="subscript"/>
+        </w:rPr>
+        <w:t>μ</w:t>
+      </w:r>
+      <w:r>
+        <w:t>=4; this lesson's numerator has an entire vertex, γ</w:t>
+      </w:r>
+      <w:r>
+        <w:rPr>
+          <w:vertAlign w:val="superscript"/>
+        </w:rPr>
+        <w:t>μ</w:t>
+      </w:r>
+      <w:r>
+        <w:t>, sitting between two slashed-vector-plus-mass factors inside the contraction, so reducing it needs the fuller three-object identity for the leading piece and the simpler one-object and two-object identities for the pieces where a mass has replaced one or both slashed vectors.</w:t>
       </w:r>
     </w:p>
     <w:p>
@@ -1881,7 +2132,25 @@
     </w:p>
     <w:p>
       <w:r>
-        <w:t>For large k, both (p′−k) and (p−k) are dominated by −k, so Section 3.1's leading term behaves like (−k̸)γ^μ(−k̸)=k̸γ^μk̸, a product of two factors of k, growing like k². The mass-dependent terms of Section 3.2 grow more slowly, like k or like a constant, and do not affect which power dominates at large k.</w:t>
+        <w:t>For large k, both (p′−k) and (p−k) are dominated by −k, so Section 3.1's leading term behaves like (−k̸)γ</w:t>
+      </w:r>
+      <w:r>
+        <w:rPr>
+          <w:vertAlign w:val="superscript"/>
+        </w:rPr>
+        <w:t>μ</w:t>
+      </w:r>
+      <w:r>
+        <w:t>(−k̸)=k̸γ</w:t>
+      </w:r>
+      <w:r>
+        <w:rPr>
+          <w:vertAlign w:val="superscript"/>
+        </w:rPr>
+        <w:t>μ</w:t>
+      </w:r>
+      <w:r>
+        <w:t>k̸, a product of two factors of k, growing like k². The mass-dependent terms of Section 3.2 grow more slowly, like k or like a constant, and do not affect which power dominates at large k.</w:t>
       </w:r>
     </w:p>
     <w:p>
@@ -2014,7 +2283,34 @@
     </w:p>
     <w:p>
       <w:r>
-        <w:t>Once Section 3's numerator is fully evaluated and combined with the propagator denominators, the completed vertex correction is known to separate into exactly two independent pieces, conventionally written as coefficients of γ^μ and of a second matrix structure this course has not yet introduced, each multiplying a function of q² alone; these are called the vertex's two form factors. The coefficient of γ^μ corrects the strength of the ordinary charge coupling. The second form factor has no counterpart at all in the tree-level vertex ieγ^μ Lesson 45 derived, and it is precisely this second piece that produces the correction to the electron's magnetic moment previewed numerically, using nothing but the size of α, in Lesson 44, Section 2.2, and promised a full derivation in Lesson 40, Section 4.2. This course does not derive that decomposition here, since the second matrix structure it requires is not yet available; Lesson 76 introduces it and completes the calculation Lesson 44's number was anticipating all along.</w:t>
+        <w:t>Once Section 3's numerator is fully evaluated and combined with the propagator denominators, the completed vertex correction is known to separate into exactly two independent pieces, conventionally written as coefficients of γ</w:t>
+      </w:r>
+      <w:r>
+        <w:rPr>
+          <w:vertAlign w:val="superscript"/>
+        </w:rPr>
+        <w:t>μ</w:t>
+      </w:r>
+      <w:r>
+        <w:t xml:space="preserve"> and of a second matrix structure this course has not yet introduced, each multiplying a function of q² alone; these are called the vertex's two form factors. The coefficient of γ</w:t>
+      </w:r>
+      <w:r>
+        <w:rPr>
+          <w:vertAlign w:val="superscript"/>
+        </w:rPr>
+        <w:t>μ</w:t>
+      </w:r>
+      <w:r>
+        <w:t xml:space="preserve"> corrects the strength of the ordinary charge coupling. The second form factor has no counterpart at all in the tree-level vertex ieγ</w:t>
+      </w:r>
+      <w:r>
+        <w:rPr>
+          <w:vertAlign w:val="superscript"/>
+        </w:rPr>
+        <w:t>μ</w:t>
+      </w:r>
+      <w:r>
+        <w:t xml:space="preserve"> Lesson 45 derived, and it is precisely this second piece that produces the correction to the electron's magnetic moment previewed numerically, using nothing but the size of α, in Lesson 44, Section 2.2, and promised a full derivation in Lesson 40, Section 4.2. This course does not derive that decomposition here, since the second matrix structure it requires is not yet available; Lesson 76 introduces it and completes the calculation Lesson 44's number was anticipating all along.</w:t>
       </w:r>
     </w:p>
     <w:p>
@@ -2112,7 +2408,43 @@
           </w:tcPr>
           <w:p>
             <w:r>
-              <w:t>iΛ^μ(p′,p)=e³∫d⁴k/(2π)⁴[γ^β((p̸′−k̸)+m)γ^μ((p̸−k̸)+m)γ_β]/[⋯]</w:t>
+              <w:t>iΛ</w:t>
+            </w:r>
+            <w:r>
+              <w:rPr>
+                <w:vertAlign w:val="superscript"/>
+              </w:rPr>
+              <w:t>μ</w:t>
+            </w:r>
+            <w:r>
+              <w:t>(p′,p)=e³∫d⁴k/(2π)⁴[γ</w:t>
+            </w:r>
+            <w:r>
+              <w:rPr>
+                <w:vertAlign w:val="superscript"/>
+              </w:rPr>
+              <w:t>β</w:t>
+            </w:r>
+            <w:r>
+              <w:t>((p̸′−k̸)+m)γ</w:t>
+            </w:r>
+            <w:r>
+              <w:rPr>
+                <w:vertAlign w:val="superscript"/>
+              </w:rPr>
+              <w:t>μ</w:t>
+            </w:r>
+            <w:r>
+              <w:t>((p̸−k̸)+m)γ</w:t>
+            </w:r>
+            <w:r>
+              <w:rPr>
+                <w:vertAlign w:val="subscript"/>
+              </w:rPr>
+              <w:t>β</w:t>
+            </w:r>
+            <w:r>
+              <w:t>]/[⋯]</w:t>
             </w:r>
           </w:p>
         </w:tc>
@@ -2288,7 +2620,43 @@
         </w:numPr>
       </w:pPr>
       <w:r>
-        <w:t>Collecting prefactors gives iΛ^μ(p′,p)=e³∫d⁴k/(2π)⁴ γ^β[(p̸′−k̸)+m]γ^μ[(p̸−k̸)+m]γ_β/[⋯].</w:t>
+        <w:t>Collecting prefactors gives iΛ</w:t>
+      </w:r>
+      <w:r>
+        <w:rPr>
+          <w:vertAlign w:val="superscript"/>
+        </w:rPr>
+        <w:t>μ</w:t>
+      </w:r>
+      <w:r>
+        <w:t>(p′,p)=e³∫d⁴k/(2π)⁴ γ</w:t>
+      </w:r>
+      <w:r>
+        <w:rPr>
+          <w:vertAlign w:val="superscript"/>
+        </w:rPr>
+        <w:t>β</w:t>
+      </w:r>
+      <w:r>
+        <w:t>[(p̸′−k̸)+m]γ</w:t>
+      </w:r>
+      <w:r>
+        <w:rPr>
+          <w:vertAlign w:val="superscript"/>
+        </w:rPr>
+        <w:t>μ</w:t>
+      </w:r>
+      <w:r>
+        <w:t>[(p̸−k̸)+m]γ</w:t>
+      </w:r>
+      <w:r>
+        <w:rPr>
+          <w:vertAlign w:val="subscript"/>
+        </w:rPr>
+        <w:t>β</w:t>
+      </w:r>
+      <w:r>
+        <w:t>/[⋯].</w:t>
       </w:r>
     </w:p>
     <w:p>
@@ -2425,7 +2793,13 @@
           </w:tcPr>
           <w:p>
             <w:r>
-              <w:t>Draw the vertex-correction diagram from memory, labeling its three vertices and three internal lines.</w:t>
+              <w:rPr>
+                <w:b/>
+              </w:rPr>
+              <w:t>Extension.</w:t>
+            </w:r>
+            <w:r>
+              <w:t xml:space="preserve"> Draw the vertex-correction diagram from memory, labeling its three vertices and three internal lines.</w:t>
             </w:r>
           </w:p>
         </w:tc>
@@ -2463,7 +2837,13 @@
           </w:tcPr>
           <w:p>
             <w:r>
-              <w:t>Verify L=I−V+1=1 for this diagram using V=3, I=3, following Lesson 62, Section 4.1.</w:t>
+              <w:rPr>
+                <w:b/>
+              </w:rPr>
+              <w:t>Core.</w:t>
+            </w:r>
+            <w:r>
+              <w:t xml:space="preserve"> Verify L=I−V+1=1 for this diagram using V=3, I=3, following Lesson 62, Section 4.1.</w:t>
             </w:r>
           </w:p>
         </w:tc>
@@ -2499,7 +2879,13 @@
           </w:tcPr>
           <w:p>
             <w:r>
-              <w:t>Explain, referring to Section 1.2, why this diagram needs neither a trace nor a closed-loop minus sign, contrasting it with vacuum polarization on both points.</w:t>
+              <w:rPr>
+                <w:b/>
+              </w:rPr>
+              <w:t>Core.</w:t>
+            </w:r>
+            <w:r>
+              <w:t xml:space="preserve"> Explain, referring to Section 1.2, why this diagram needs neither a trace nor a closed-loop minus sign, contrasting it with vacuum polarization on both points.</w:t>
             </w:r>
           </w:p>
         </w:tc>
@@ -2537,7 +2923,13 @@
           </w:tcPr>
           <w:p>
             <w:r>
-              <w:t>Multiply (ie)³, the two propagator numerators' i·i, and the photon propagator's −i together step by step, confirming the total prefactor e³ of Section 2.2.</w:t>
+              <w:rPr>
+                <w:b/>
+              </w:rPr>
+              <w:t>Core.</w:t>
+            </w:r>
+            <w:r>
+              <w:t xml:space="preserve"> Multiply (ie)³, the two propagator numerators' i·i, and the photon propagator's −i together step by step, confirming the total prefactor e³ of Section 2.2.</w:t>
             </w:r>
           </w:p>
         </w:tc>
@@ -2573,7 +2965,13 @@
           </w:tcPr>
           <w:p>
             <w:r>
-              <w:t>State Lesson 55's three-object reversal identity from memory, then check it against Section 3.1.</w:t>
+              <w:rPr>
+                <w:b/>
+              </w:rPr>
+              <w:t>Core.</w:t>
+            </w:r>
+            <w:r>
+              <w:t xml:space="preserve"> State Lesson 55's three-object reversal identity from memory, then check it against Section 3.1.</w:t>
             </w:r>
           </w:p>
         </w:tc>
@@ -2611,7 +3009,13 @@
           </w:tcPr>
           <w:p>
             <w:r>
-              <w:t>Identify A, B, and C in Section 3.1's application of the reversal identity, and verify the substitution matches Section 2.1's expression.</w:t>
+              <w:rPr>
+                <w:b/>
+              </w:rPr>
+              <w:t>Core.</w:t>
+            </w:r>
+            <w:r>
+              <w:t xml:space="preserve"> Identify A, B, and C in Section 3.1's application of the reversal identity, and verify the substitution matches Section 2.1's expression.</w:t>
             </w:r>
           </w:p>
         </w:tc>
@@ -2647,7 +3051,22 @@
           </w:tcPr>
           <w:p>
             <w:r>
-              <w:t>Expand [(p̸′−k̸)+m]γ^μ[(p̸−k̸)+m] into its four terms, following the method of Lesson 56, Exercise 9.</w:t>
+              <w:rPr>
+                <w:b/>
+              </w:rPr>
+              <w:t>Core.</w:t>
+            </w:r>
+            <w:r>
+              <w:t xml:space="preserve"> Expand [(p̸′−k̸)+m]γ</w:t>
+            </w:r>
+            <w:r>
+              <w:rPr>
+                <w:vertAlign w:val="superscript"/>
+              </w:rPr>
+              <w:t>μ</w:t>
+            </w:r>
+            <w:r>
+              <w:t>[(p̸−k̸)+m] into its four terms, following the method of Lesson 56, Exercise 9.</w:t>
             </w:r>
           </w:p>
         </w:tc>
@@ -2685,7 +3104,31 @@
           </w:tcPr>
           <w:p>
             <w:r>
-              <w:t>Apply the appropriate contraction identity (three-object, two-object, or one-object) to each of Exercise 7's four terms after sandwiching with γ^β⋯γ_β.</w:t>
+              <w:rPr>
+                <w:b/>
+              </w:rPr>
+              <w:t>Extension.</w:t>
+            </w:r>
+            <w:r>
+              <w:t xml:space="preserve"> Apply the appropriate contraction identity (three-object, two-object, or one-object) to each of Exercise 7's four terms after sandwiching with γ</w:t>
+            </w:r>
+            <w:r>
+              <w:rPr>
+                <w:vertAlign w:val="superscript"/>
+              </w:rPr>
+              <w:t>β</w:t>
+            </w:r>
+            <w:r>
+              <w:t>⋯γ</w:t>
+            </w:r>
+            <w:r>
+              <w:rPr>
+                <w:vertAlign w:val="subscript"/>
+              </w:rPr>
+              <w:t>β</w:t>
+            </w:r>
+            <w:r>
+              <w:t>.</w:t>
             </w:r>
           </w:p>
         </w:tc>
@@ -2721,7 +3164,13 @@
           </w:tcPr>
           <w:p>
             <w:r>
-              <w:t>Assemble Exercise 8's four results into Section 3.2's complete numerator, tracking every numerical factor.</w:t>
+              <w:rPr>
+                <w:b/>
+              </w:rPr>
+              <w:t>Extension.</w:t>
+            </w:r>
+            <w:r>
+              <w:t xml:space="preserve"> Assemble Exercise 8's four results into Section 3.2's complete numerator, tracking every numerical factor.</w:t>
             </w:r>
           </w:p>
         </w:tc>
@@ -2759,7 +3208,13 @@
           </w:tcPr>
           <w:p>
             <w:r>
-              <w:t>Explain why, at large k, only Section 3.1's leading term matters for the power-counting of Section 4.1, even though Section 3.2's complete numerator has three additional pieces.</w:t>
+              <w:rPr>
+                <w:b/>
+              </w:rPr>
+              <w:t>Extension.</w:t>
+            </w:r>
+            <w:r>
+              <w:t xml:space="preserve"> Explain why, at large k, only Section 3.1's leading term matters for the power-counting of Section 4.1, even though Section 3.2's complete numerator has three additional pieces.</w:t>
             </w:r>
           </w:p>
         </w:tc>
@@ -2795,7 +3250,13 @@
           </w:tcPr>
           <w:p>
             <w:r>
-              <w:t>Verify that each electron propagator and the photon propagator grows like k² at large k, and combine all three to confirm the denominator grows like k⁶.</w:t>
+              <w:rPr>
+                <w:b/>
+              </w:rPr>
+              <w:t>Core.</w:t>
+            </w:r>
+            <w:r>
+              <w:t xml:space="preserve"> Verify that each electron propagator and the photon propagator grows like k² at large k, and combine all three to confirm the denominator grows like k⁶.</w:t>
             </w:r>
           </w:p>
         </w:tc>
@@ -2833,7 +3294,13 @@
           </w:tcPr>
           <w:p>
             <w:r>
-              <w:t>Combine Section 4.1's k² numerator growth with Exercise 11's k⁶ denominator growth to confirm the integrand behaves like 1/k⁴.</w:t>
+              <w:rPr>
+                <w:b/>
+              </w:rPr>
+              <w:t>Extension.</w:t>
+            </w:r>
+            <w:r>
+              <w:t xml:space="preserve"> Combine Section 4.1's k² numerator growth with Exercise 11's k⁶ denominator growth to confirm the integrand behaves like 1/k⁴.</w:t>
             </w:r>
           </w:p>
         </w:tc>
@@ -2869,7 +3336,13 @@
           </w:tcPr>
           <w:p>
             <w:r>
-              <w:t>Derive Section 4.2's logarithmic divergence from Exercise 12's 1/k⁴ integrand and the measure d⁴k∼k³dk.</w:t>
+              <w:rPr>
+                <w:b/>
+              </w:rPr>
+              <w:t>Extension.</w:t>
+            </w:r>
+            <w:r>
+              <w:t xml:space="preserve"> Derive Section 4.2's logarithmic divergence from Exercise 12's 1/k⁴ integrand and the measure d⁴k∼k³dk.</w:t>
             </w:r>
           </w:p>
         </w:tc>
@@ -2907,7 +3380,13 @@
           </w:tcPr>
           <w:p>
             <w:r>
-              <w:t>State the degree of divergence found for each of vacuum polarization, self-energy, and vertex correction, and verify the pattern decreases by exactly one each time.</w:t>
+              <w:rPr>
+                <w:b/>
+              </w:rPr>
+              <w:t>Core.</w:t>
+            </w:r>
+            <w:r>
+              <w:t xml:space="preserve"> State the degree of divergence found for each of vacuum polarization, self-energy, and vertex correction, and verify the pattern decreases by exactly one each time.</w:t>
             </w:r>
           </w:p>
         </w:tc>
@@ -2943,7 +3422,13 @@
           </w:tcPr>
           <w:p>
             <w:r>
-              <w:t>Explain, in one or two sentences, why Section 5 introduces the anomalous magnetic moment without deriving it, referring to what specific tool is still missing.</w:t>
+              <w:rPr>
+                <w:b/>
+              </w:rPr>
+              <w:t>Extension.</w:t>
+            </w:r>
+            <w:r>
+              <w:t xml:space="preserve"> Explain, in one or two sentences, why Section 5 introduces the anomalous magnetic moment without deriving it, referring to what specific tool is still missing.</w:t>
             </w:r>
           </w:p>
         </w:tc>
@@ -2981,7 +3466,13 @@
           </w:tcPr>
           <w:p>
             <w:r>
-              <w:t>Challenge: using only the pattern of Worked example 3 (each additional vertex or propagator reduces the degree of divergence in a specific way), predict, without doing the calculation, whether a one-loop diagram with four vertices and four internal lines (one more virtual photon inserted than this lesson's vertex correction) would diverge, converge, or do something in between, and explain your reasoning.</w:t>
+              <w:rPr>
+                <w:b/>
+              </w:rPr>
+              <w:t>Challenge.</w:t>
+            </w:r>
+            <w:r>
+              <w:t xml:space="preserve"> Using only the pattern of Worked example 3 (each additional vertex or propagator reduces the degree of divergence in a specific way), predict, without doing the calculation, whether a one-loop diagram with four vertices and four internal lines (one more virtual photon inserted than this lesson's vertex correction) would diverge, converge, or do something in between, and explain your reasoning.</w:t>
             </w:r>
           </w:p>
         </w:tc>
@@ -2993,6 +3484,14 @@
       </w:pPr>
       <w:r>
         <w:t>Solutions</w:t>
+      </w:r>
+    </w:p>
+    <w:p>
+      <w:r>
+        <w:rPr>
+          <w:i/>
+        </w:rPr>
+        <w:t>Attempt each exercise before reading its solution. If you are stuck, read only the first sentence of the solution, then try again.</w:t>
       </w:r>
     </w:p>
     <w:p>
@@ -3062,7 +3561,124 @@
         <w:t xml:space="preserve"> </w:t>
       </w:r>
       <w:r>
-        <w:t>γ^μγ^aγ^bγ^cγ_μ=−2γ^cγ^bγ^a (Lesson 55, Section 3.1); Section 3.1 applies this with the contracted index relabeled β and a=p′−k, b=μ (via γ^μ itself), c=p−k, giving γ^β(p̸′−k̸)γ^μ(p̸−k̸)γ_β=−2(p̸−k̸)γ^μ(p̸′−k̸).</w:t>
+        <w:t>γ</w:t>
+      </w:r>
+      <w:r>
+        <w:rPr>
+          <w:vertAlign w:val="superscript"/>
+        </w:rPr>
+        <w:t>μ</w:t>
+      </w:r>
+      <w:r>
+        <w:t>γ</w:t>
+      </w:r>
+      <w:r>
+        <w:rPr>
+          <w:vertAlign w:val="superscript"/>
+        </w:rPr>
+        <w:t>a</w:t>
+      </w:r>
+      <w:r>
+        <w:t>γ</w:t>
+      </w:r>
+      <w:r>
+        <w:rPr>
+          <w:vertAlign w:val="superscript"/>
+        </w:rPr>
+        <w:t>b</w:t>
+      </w:r>
+      <w:r>
+        <w:t>γ</w:t>
+      </w:r>
+      <w:r>
+        <w:rPr>
+          <w:vertAlign w:val="superscript"/>
+        </w:rPr>
+        <w:t>c</w:t>
+      </w:r>
+      <w:r>
+        <w:t>γ</w:t>
+      </w:r>
+      <w:r>
+        <w:rPr>
+          <w:vertAlign w:val="subscript"/>
+        </w:rPr>
+        <w:t>μ</w:t>
+      </w:r>
+      <w:r>
+        <w:t>=−2γ</w:t>
+      </w:r>
+      <w:r>
+        <w:rPr>
+          <w:vertAlign w:val="superscript"/>
+        </w:rPr>
+        <w:t>c</w:t>
+      </w:r>
+      <w:r>
+        <w:t>γ</w:t>
+      </w:r>
+      <w:r>
+        <w:rPr>
+          <w:vertAlign w:val="superscript"/>
+        </w:rPr>
+        <w:t>b</w:t>
+      </w:r>
+      <w:r>
+        <w:t>γ</w:t>
+      </w:r>
+      <w:r>
+        <w:rPr>
+          <w:vertAlign w:val="superscript"/>
+        </w:rPr>
+        <w:t>a</w:t>
+      </w:r>
+      <w:r>
+        <w:t xml:space="preserve"> (Lesson 55, Section 3.1); Section 3.1 applies this with the contracted index relabeled β and a=p′−k, b=μ (via γ</w:t>
+      </w:r>
+      <w:r>
+        <w:rPr>
+          <w:vertAlign w:val="superscript"/>
+        </w:rPr>
+        <w:t>μ</w:t>
+      </w:r>
+      <w:r>
+        <w:t xml:space="preserve"> itself), c=p−k, giving γ</w:t>
+      </w:r>
+      <w:r>
+        <w:rPr>
+          <w:vertAlign w:val="superscript"/>
+        </w:rPr>
+        <w:t>β</w:t>
+      </w:r>
+      <w:r>
+        <w:t>(p̸′−k̸)γ</w:t>
+      </w:r>
+      <w:r>
+        <w:rPr>
+          <w:vertAlign w:val="superscript"/>
+        </w:rPr>
+        <w:t>μ</w:t>
+      </w:r>
+      <w:r>
+        <w:t>(p̸−k̸)γ</w:t>
+      </w:r>
+      <w:r>
+        <w:rPr>
+          <w:vertAlign w:val="subscript"/>
+        </w:rPr>
+        <w:t>β</w:t>
+      </w:r>
+      <w:r>
+        <w:t>=−2(p̸−k̸)γ</w:t>
+      </w:r>
+      <w:r>
+        <w:rPr>
+          <w:vertAlign w:val="superscript"/>
+        </w:rPr>
+        <w:t>μ</w:t>
+      </w:r>
+      <w:r>
+        <w:t>(p̸′−k̸).</w:t>
       </w:r>
     </w:p>
     <w:p>
@@ -3076,7 +3692,52 @@
         <w:t xml:space="preserve"> </w:t>
       </w:r>
       <w:r>
-        <w:t>A=p̸′−k̸, B=γ^μ, C=p̸−k̸, matching Section 2.1's γ^β[(p̸′−k̸)]γ^μ[(p̸−k̸)]γ_β once the mass terms are set aside, with the reversal giving −2CBA=−2(p̸−k̸)γ^μ(p̸′−k̸), reproducing Section 3.1's stated result.</w:t>
+        <w:t>A=p̸′−k̸, B=γ</w:t>
+      </w:r>
+      <w:r>
+        <w:rPr>
+          <w:vertAlign w:val="superscript"/>
+        </w:rPr>
+        <w:t>μ</w:t>
+      </w:r>
+      <w:r>
+        <w:t>, C=p̸−k̸, matching Section 2.1's γ</w:t>
+      </w:r>
+      <w:r>
+        <w:rPr>
+          <w:vertAlign w:val="superscript"/>
+        </w:rPr>
+        <w:t>β</w:t>
+      </w:r>
+      <w:r>
+        <w:t>[(p̸′−k̸)]γ</w:t>
+      </w:r>
+      <w:r>
+        <w:rPr>
+          <w:vertAlign w:val="superscript"/>
+        </w:rPr>
+        <w:t>μ</w:t>
+      </w:r>
+      <w:r>
+        <w:t>[(p̸−k̸)]γ</w:t>
+      </w:r>
+      <w:r>
+        <w:rPr>
+          <w:vertAlign w:val="subscript"/>
+        </w:rPr>
+        <w:t>β</w:t>
+      </w:r>
+      <w:r>
+        <w:t xml:space="preserve"> once the mass terms are set aside, with the reversal giving −2CBA=−2(p̸−k̸)γ</w:t>
+      </w:r>
+      <w:r>
+        <w:rPr>
+          <w:vertAlign w:val="superscript"/>
+        </w:rPr>
+        <w:t>μ</w:t>
+      </w:r>
+      <w:r>
+        <w:t>(p̸′−k̸), reproducing Section 3.1's stated result.</w:t>
       </w:r>
     </w:p>
     <w:p>
@@ -3090,7 +3751,52 @@
         <w:t xml:space="preserve"> </w:t>
       </w:r>
       <w:r>
-        <w:t>[(p̸′−k̸)+m]γ^μ[(p̸−k̸)+m]=(p̸′−k̸)γ^μ(p̸−k̸)+m(p̸′−k̸)γ^μ+mγ^μ(p̸−k̸)+m²γ^μ, expanding the product of the two mass-inclusive factors term by term.</w:t>
+        <w:t>[(p̸′−k̸)+m]γ</w:t>
+      </w:r>
+      <w:r>
+        <w:rPr>
+          <w:vertAlign w:val="superscript"/>
+        </w:rPr>
+        <w:t>μ</w:t>
+      </w:r>
+      <w:r>
+        <w:t>[(p̸−k̸)+m]=(p̸′−k̸)γ</w:t>
+      </w:r>
+      <w:r>
+        <w:rPr>
+          <w:vertAlign w:val="superscript"/>
+        </w:rPr>
+        <w:t>μ</w:t>
+      </w:r>
+      <w:r>
+        <w:t>(p̸−k̸)+m(p̸′−k̸)γ</w:t>
+      </w:r>
+      <w:r>
+        <w:rPr>
+          <w:vertAlign w:val="superscript"/>
+        </w:rPr>
+        <w:t>μ</w:t>
+      </w:r>
+      <w:r>
+        <w:t>+mγ</w:t>
+      </w:r>
+      <w:r>
+        <w:rPr>
+          <w:vertAlign w:val="superscript"/>
+        </w:rPr>
+        <w:t>μ</w:t>
+      </w:r>
+      <w:r>
+        <w:t>(p̸−k̸)+m²γ</w:t>
+      </w:r>
+      <w:r>
+        <w:rPr>
+          <w:vertAlign w:val="superscript"/>
+        </w:rPr>
+        <w:t>μ</w:t>
+      </w:r>
+      <w:r>
+        <w:t>, expanding the product of the two mass-inclusive factors term by term.</w:t>
       </w:r>
     </w:p>
     <w:p>
@@ -3104,7 +3810,187 @@
         <w:t xml:space="preserve"> </w:t>
       </w:r>
       <w:r>
-        <w:t>The first term, (p̸′−k̸)γ^μ(p̸−k̸), sandwiched by γ^β⋯γ_β, uses the three-object reversal (Exercise 5), giving −2(p̸−k̸)γ^μ(p̸′−k̸). The second and third terms each have two slashed-vector-or-gamma objects between the contraction (one momentum factor and γ^μ), using γ^βγ^aγ^bγ_β=4g^ab: m(p̸′−k̸)γ^μ contracted gives 4m(p′−k)^μ·I, and mγ^μ(p̸−k̸) gives 4m(p−k)^μ·I. The fourth term, m²γ^μ, has a single object between the contraction, using γ^βγ^μγ_β=−2γ^μ, giving −2m²γ^μ.</w:t>
+        <w:t>The first term, (p̸′−k̸)γ</w:t>
+      </w:r>
+      <w:r>
+        <w:rPr>
+          <w:vertAlign w:val="superscript"/>
+        </w:rPr>
+        <w:t>μ</w:t>
+      </w:r>
+      <w:r>
+        <w:t>(p̸−k̸), sandwiched by γ</w:t>
+      </w:r>
+      <w:r>
+        <w:rPr>
+          <w:vertAlign w:val="superscript"/>
+        </w:rPr>
+        <w:t>β</w:t>
+      </w:r>
+      <w:r>
+        <w:t>⋯γ</w:t>
+      </w:r>
+      <w:r>
+        <w:rPr>
+          <w:vertAlign w:val="subscript"/>
+        </w:rPr>
+        <w:t>β</w:t>
+      </w:r>
+      <w:r>
+        <w:t>, uses the three-object reversal (Exercise 5), giving −2(p̸−k̸)γ</w:t>
+      </w:r>
+      <w:r>
+        <w:rPr>
+          <w:vertAlign w:val="superscript"/>
+        </w:rPr>
+        <w:t>μ</w:t>
+      </w:r>
+      <w:r>
+        <w:t>(p̸′−k̸). The second and third terms each have two slashed-vector-or-gamma objects between the contraction (one momentum factor and γ</w:t>
+      </w:r>
+      <w:r>
+        <w:rPr>
+          <w:vertAlign w:val="superscript"/>
+        </w:rPr>
+        <w:t>μ</w:t>
+      </w:r>
+      <w:r>
+        <w:t>), using γ</w:t>
+      </w:r>
+      <w:r>
+        <w:rPr>
+          <w:vertAlign w:val="superscript"/>
+        </w:rPr>
+        <w:t>β</w:t>
+      </w:r>
+      <w:r>
+        <w:t>γ</w:t>
+      </w:r>
+      <w:r>
+        <w:rPr>
+          <w:vertAlign w:val="superscript"/>
+        </w:rPr>
+        <w:t>a</w:t>
+      </w:r>
+      <w:r>
+        <w:t>γ</w:t>
+      </w:r>
+      <w:r>
+        <w:rPr>
+          <w:vertAlign w:val="superscript"/>
+        </w:rPr>
+        <w:t>b</w:t>
+      </w:r>
+      <w:r>
+        <w:t>γ</w:t>
+      </w:r>
+      <w:r>
+        <w:rPr>
+          <w:vertAlign w:val="subscript"/>
+        </w:rPr>
+        <w:t>β</w:t>
+      </w:r>
+      <w:r>
+        <w:t>=4g</w:t>
+      </w:r>
+      <w:r>
+        <w:rPr>
+          <w:vertAlign w:val="superscript"/>
+        </w:rPr>
+        <w:t>a</w:t>
+      </w:r>
+      <w:r>
+        <w:t>b: m(p̸′−k̸)γ</w:t>
+      </w:r>
+      <w:r>
+        <w:rPr>
+          <w:vertAlign w:val="superscript"/>
+        </w:rPr>
+        <w:t>μ</w:t>
+      </w:r>
+      <w:r>
+        <w:t xml:space="preserve"> contracted gives 4m(p′−k)</w:t>
+      </w:r>
+      <w:r>
+        <w:rPr>
+          <w:vertAlign w:val="superscript"/>
+        </w:rPr>
+        <w:t>μ</w:t>
+      </w:r>
+      <w:r>
+        <w:t>·I, and mγ</w:t>
+      </w:r>
+      <w:r>
+        <w:rPr>
+          <w:vertAlign w:val="superscript"/>
+        </w:rPr>
+        <w:t>μ</w:t>
+      </w:r>
+      <w:r>
+        <w:t>(p̸−k̸) gives 4m(p−k)</w:t>
+      </w:r>
+      <w:r>
+        <w:rPr>
+          <w:vertAlign w:val="superscript"/>
+        </w:rPr>
+        <w:t>μ</w:t>
+      </w:r>
+      <w:r>
+        <w:t>·I. The fourth term, m²γ</w:t>
+      </w:r>
+      <w:r>
+        <w:rPr>
+          <w:vertAlign w:val="superscript"/>
+        </w:rPr>
+        <w:t>μ</w:t>
+      </w:r>
+      <w:r>
+        <w:t>, has a single object between the contraction, using γ</w:t>
+      </w:r>
+      <w:r>
+        <w:rPr>
+          <w:vertAlign w:val="superscript"/>
+        </w:rPr>
+        <w:t>β</w:t>
+      </w:r>
+      <w:r>
+        <w:t>γ</w:t>
+      </w:r>
+      <w:r>
+        <w:rPr>
+          <w:vertAlign w:val="superscript"/>
+        </w:rPr>
+        <w:t>μ</w:t>
+      </w:r>
+      <w:r>
+        <w:t>γ</w:t>
+      </w:r>
+      <w:r>
+        <w:rPr>
+          <w:vertAlign w:val="subscript"/>
+        </w:rPr>
+        <w:t>β</w:t>
+      </w:r>
+      <w:r>
+        <w:t>=−2γ</w:t>
+      </w:r>
+      <w:r>
+        <w:rPr>
+          <w:vertAlign w:val="superscript"/>
+        </w:rPr>
+        <w:t>μ</w:t>
+      </w:r>
+      <w:r>
+        <w:t>, giving −2m²γ</w:t>
+      </w:r>
+      <w:r>
+        <w:rPr>
+          <w:vertAlign w:val="superscript"/>
+        </w:rPr>
+        <w:t>μ</w:t>
+      </w:r>
+      <w:r>
+        <w:t>.</w:t>
       </w:r>
     </w:p>
     <w:p>
@@ -3118,7 +4004,79 @@
         <w:t xml:space="preserve"> </w:t>
       </w:r>
       <w:r>
-        <w:t>Summing all four reduced terms: −2(p̸−k̸)γ^μ(p̸′−k̸)+4m(p′−k)^μ·I+4m(p−k)^μ·I−2m²γ^μ=−2(p̸−k̸)γ^μ(p̸′−k̸)+4m[(p−k)^μ+(p′−k)^μ]−2m²γ^μ, exactly Section 3.2.</w:t>
+        <w:t>Summing all four reduced terms: −2(p̸−k̸)γ</w:t>
+      </w:r>
+      <w:r>
+        <w:rPr>
+          <w:vertAlign w:val="superscript"/>
+        </w:rPr>
+        <w:t>μ</w:t>
+      </w:r>
+      <w:r>
+        <w:t>(p̸′−k̸)+4m(p′−k)</w:t>
+      </w:r>
+      <w:r>
+        <w:rPr>
+          <w:vertAlign w:val="superscript"/>
+        </w:rPr>
+        <w:t>μ</w:t>
+      </w:r>
+      <w:r>
+        <w:t>·I+4m(p−k)</w:t>
+      </w:r>
+      <w:r>
+        <w:rPr>
+          <w:vertAlign w:val="superscript"/>
+        </w:rPr>
+        <w:t>μ</w:t>
+      </w:r>
+      <w:r>
+        <w:t>·I−2m²γ</w:t>
+      </w:r>
+      <w:r>
+        <w:rPr>
+          <w:vertAlign w:val="superscript"/>
+        </w:rPr>
+        <w:t>μ</w:t>
+      </w:r>
+      <w:r>
+        <w:t>=−2(p̸−k̸)γ</w:t>
+      </w:r>
+      <w:r>
+        <w:rPr>
+          <w:vertAlign w:val="superscript"/>
+        </w:rPr>
+        <w:t>μ</w:t>
+      </w:r>
+      <w:r>
+        <w:t>(p̸′−k̸)+4m[(p−k)</w:t>
+      </w:r>
+      <w:r>
+        <w:rPr>
+          <w:vertAlign w:val="superscript"/>
+        </w:rPr>
+        <w:t>μ</w:t>
+      </w:r>
+      <w:r>
+        <w:t>+(p′−k)</w:t>
+      </w:r>
+      <w:r>
+        <w:rPr>
+          <w:vertAlign w:val="superscript"/>
+        </w:rPr>
+        <w:t>μ</w:t>
+      </w:r>
+      <w:r>
+        <w:t>]−2m²γ</w:t>
+      </w:r>
+      <w:r>
+        <w:rPr>
+          <w:vertAlign w:val="superscript"/>
+        </w:rPr>
+        <w:t>μ</w:t>
+      </w:r>
+      <w:r>
+        <w:t>, exactly Section 3.2.</w:t>
       </w:r>
     </w:p>
     <w:p>
@@ -3132,7 +4090,16 @@
         <w:t xml:space="preserve"> </w:t>
       </w:r>
       <w:r>
-        <w:t>At large k, the leading term of Section 3.1 grows like k² (Section 4.1), while the mass-dependent terms of Section 3.2 grow only like k (the terms linear in momentum) or remain constant (the m²γ^μ term); since k² dominates over k and over a constant as k grows without bound, only the leading term determines which power of k controls the integral's large-momentum behavior, even though the complete numerator has more pieces.</w:t>
+        <w:t>At large k, the leading term of Section 3.1 grows like k² (Section 4.1), while the mass-dependent terms of Section 3.2 grow only like k (the terms linear in momentum) or remain constant (the m²γ</w:t>
+      </w:r>
+      <w:r>
+        <w:rPr>
+          <w:vertAlign w:val="superscript"/>
+        </w:rPr>
+        <w:t>μ</w:t>
+      </w:r>
+      <w:r>
+        <w:t xml:space="preserve"> term); since k² dominates over k and over a constant as k grows without bound, only the leading term determines which power of k controls the integral's large-momentum behavior, even though the complete numerator has more pieces.</w:t>
       </w:r>
     </w:p>
     <w:p>
@@ -3224,55 +4191,12 @@
         <w:pStyle w:val="Heading2"/>
       </w:pPr>
       <w:r>
-        <w:t>Mastery checklist</w:t>
+        <w:t>Mastery check</w:t>
       </w:r>
     </w:p>
     <w:p>
-      <w:pPr>
-        <w:pStyle w:val="ListBullet"/>
-      </w:pPr>
       <w:r>
-        <w:t>I can draw the vertex-correction diagram and identify its three vertices and three internal lines.</w:t>
-      </w:r>
-    </w:p>
-    <w:p>
-      <w:pPr>
-        <w:pStyle w:val="ListBullet"/>
-      </w:pPr>
-      <w:r>
-        <w:t>I can explain why this diagram needs no trace and no closed-loop minus sign while still carrying a free Lorentz index.</w:t>
-      </w:r>
-    </w:p>
-    <w:p>
-      <w:pPr>
-        <w:pStyle w:val="ListBullet"/>
-      </w:pPr>
-      <w:r>
-        <w:t>I can assemble the loop's numerator and reduce its leading piece using Lesson 55's three-object reversal identity.</w:t>
-      </w:r>
-    </w:p>
-    <w:p>
-      <w:pPr>
-        <w:pStyle w:val="ListBullet"/>
-      </w:pPr>
-      <w:r>
-        <w:t>I can extend that reduction to include the electron mass, following Lesson 56's expansion method.</w:t>
-      </w:r>
-    </w:p>
-    <w:p>
-      <w:pPr>
-        <w:pStyle w:val="ListBullet"/>
-      </w:pPr>
-      <w:r>
-        <w:t>I can count powers of k to show this integral diverges only logarithmically, and state the full Λ², Λ, ln Λ pattern across Lessons 63 through 64.</w:t>
-      </w:r>
-    </w:p>
-    <w:p>
-      <w:pPr>
-        <w:pStyle w:val="ListBullet"/>
-      </w:pPr>
-      <w:r>
-        <w:t>I can state, without deriving it, that this diagram's two form factors include the source of the anomalous magnetic moment, and name the lesson that completes the calculation.</w:t>
+        <w:t>Before moving on, do the Core exercises without looking at the solutions and state this lesson's main result from memory. If both go smoothly, continue; if not, reread the sections the missed exercises cite.</w:t>
       </w:r>
     </w:p>
     <w:p>
@@ -3324,7 +4248,7 @@
         <w:color w:val="5A5A5A"/>
         <w:sz w:val="16"/>
       </w:rPr>
-      <w:t>QED Course   Lesson 65</w:t>
+      <w:t>A QED Course   Lesson 65</w:t>
     </w:r>
   </w:p>
 </w:hdr>
